--- a/8.资源管理/2.运行记录类文件/080206-服务数据应用提升情况说明(截止2025年12月).docx
+++ b/8.资源管理/2.运行记录类文件/080206-服务数据应用提升情况说明(截止2025年12月).docx
@@ -27,7 +27,7 @@
         <w:pStyle w:val="31"/>
         <w:bidi w:val="0"/>
       </w:pPr>
-      <w:bookmarkStart w:id="0" w:name="_Toc6693"/>
+      <w:bookmarkStart w:id="0" w:name="_Toc10288"/>
       <w:r>
         <w:rPr>
           <w:rFonts w:hint="eastAsia"/>
@@ -51,7 +51,7 @@
         <w:pStyle w:val="32"/>
         <w:bidi w:val="0"/>
       </w:pPr>
-      <w:bookmarkStart w:id="1" w:name="_Toc4908"/>
+      <w:bookmarkStart w:id="1" w:name="_Toc14476"/>
       <w:r>
         <w:t>中达丰集团有限公司</w:t>
       </w:r>
@@ -135,7 +135,7 @@
           <w:szCs w:val="28"/>
         </w:rPr>
       </w:pPr>
-      <w:bookmarkStart w:id="2" w:name="_Toc6309"/>
+      <w:bookmarkStart w:id="2" w:name="_Toc18897"/>
       <w:r>
         <w:rPr>
           <w:rFonts w:ascii="宋体" w:hAnsi="宋体" w:eastAsia="宋体" w:cs="宋体"/>
@@ -880,8 +880,6 @@
               <w:tab w:val="right" w:leader="dot" w:pos="9724"/>
             </w:tabs>
           </w:pPr>
-          <w:bookmarkStart w:id="10" w:name="_GoBack"/>
-          <w:bookmarkEnd w:id="10"/>
           <w:r>
             <w:rPr>
               <w:rFonts w:ascii="Cambria" w:hAnsi="Cambria" w:eastAsia="Cambria" w:cs="Cambria"/>
@@ -918,7 +916,7 @@
               <w:rFonts w:ascii="Cambria" w:hAnsi="Cambria" w:eastAsia="Cambria" w:cs="Cambria"/>
               <w:szCs w:val="24"/>
             </w:rPr>
-            <w:instrText xml:space="preserve"> HYPERLINK \l _Toc6693 </w:instrText>
+            <w:instrText xml:space="preserve"> HYPERLINK \l _Toc10288 </w:instrText>
           </w:r>
           <w:r>
             <w:rPr>
@@ -944,7 +942,7 @@
             <w:fldChar w:fldCharType="begin"/>
           </w:r>
           <w:r>
-            <w:instrText xml:space="preserve"> PAGEREF _Toc6693 \h </w:instrText>
+            <w:instrText xml:space="preserve"> PAGEREF _Toc10288 \h </w:instrText>
           </w:r>
           <w:r>
             <w:fldChar w:fldCharType="separate"/>
@@ -982,7 +980,7 @@
               <w:rFonts w:ascii="Cambria" w:hAnsi="Cambria" w:eastAsia="Cambria" w:cs="Cambria"/>
               <w:szCs w:val="24"/>
             </w:rPr>
-            <w:instrText xml:space="preserve"> HYPERLINK \l _Toc4908 </w:instrText>
+            <w:instrText xml:space="preserve"> HYPERLINK \l _Toc14476 </w:instrText>
           </w:r>
           <w:r>
             <w:rPr>
@@ -1001,7 +999,7 @@
             <w:fldChar w:fldCharType="begin"/>
           </w:r>
           <w:r>
-            <w:instrText xml:space="preserve"> PAGEREF _Toc4908 \h </w:instrText>
+            <w:instrText xml:space="preserve"> PAGEREF _Toc14476 \h </w:instrText>
           </w:r>
           <w:r>
             <w:fldChar w:fldCharType="separate"/>
@@ -1039,7 +1037,7 @@
               <w:rFonts w:ascii="Cambria" w:hAnsi="Cambria" w:eastAsia="Cambria" w:cs="Cambria"/>
               <w:szCs w:val="24"/>
             </w:rPr>
-            <w:instrText xml:space="preserve"> HYPERLINK \l _Toc6309 </w:instrText>
+            <w:instrText xml:space="preserve"> HYPERLINK \l _Toc18897 </w:instrText>
           </w:r>
           <w:r>
             <w:rPr>
@@ -1063,7 +1061,7 @@
             <w:fldChar w:fldCharType="begin"/>
           </w:r>
           <w:r>
-            <w:instrText xml:space="preserve"> PAGEREF _Toc6309 \h </w:instrText>
+            <w:instrText xml:space="preserve"> PAGEREF _Toc18897 \h </w:instrText>
           </w:r>
           <w:r>
             <w:fldChar w:fldCharType="separate"/>
@@ -1101,7 +1099,7 @@
               <w:rFonts w:ascii="Cambria" w:hAnsi="Cambria" w:eastAsia="Cambria" w:cs="Cambria"/>
               <w:szCs w:val="24"/>
             </w:rPr>
-            <w:instrText xml:space="preserve"> HYPERLINK \l _Toc252 </w:instrText>
+            <w:instrText xml:space="preserve"> HYPERLINK \l _Toc6693 </w:instrText>
           </w:r>
           <w:r>
             <w:rPr>
@@ -1136,7 +1134,7 @@
             <w:fldChar w:fldCharType="begin"/>
           </w:r>
           <w:r>
-            <w:instrText xml:space="preserve"> PAGEREF _Toc252 \h </w:instrText>
+            <w:instrText xml:space="preserve"> PAGEREF _Toc6693 \h </w:instrText>
           </w:r>
           <w:r>
             <w:fldChar w:fldCharType="separate"/>
@@ -1174,7 +1172,7 @@
               <w:rFonts w:ascii="Cambria" w:hAnsi="Cambria" w:eastAsia="Cambria" w:cs="Cambria"/>
               <w:szCs w:val="24"/>
             </w:rPr>
-            <w:instrText xml:space="preserve"> HYPERLINK \l _Toc15974 </w:instrText>
+            <w:instrText xml:space="preserve"> HYPERLINK \l _Toc31531 </w:instrText>
           </w:r>
           <w:r>
             <w:rPr>
@@ -1215,7 +1213,7 @@
             <w:fldChar w:fldCharType="begin"/>
           </w:r>
           <w:r>
-            <w:instrText xml:space="preserve"> PAGEREF _Toc15974 \h </w:instrText>
+            <w:instrText xml:space="preserve"> PAGEREF _Toc31531 \h </w:instrText>
           </w:r>
           <w:r>
             <w:fldChar w:fldCharType="separate"/>
@@ -1253,7 +1251,7 @@
               <w:rFonts w:ascii="Cambria" w:hAnsi="Cambria" w:eastAsia="Cambria" w:cs="Cambria"/>
               <w:szCs w:val="24"/>
             </w:rPr>
-            <w:instrText xml:space="preserve"> HYPERLINK \l _Toc16588 </w:instrText>
+            <w:instrText xml:space="preserve"> HYPERLINK \l _Toc1733 </w:instrText>
           </w:r>
           <w:r>
             <w:rPr>
@@ -1283,7 +1281,7 @@
             <w:fldChar w:fldCharType="begin"/>
           </w:r>
           <w:r>
-            <w:instrText xml:space="preserve"> PAGEREF _Toc16588 \h </w:instrText>
+            <w:instrText xml:space="preserve"> PAGEREF _Toc1733 \h </w:instrText>
           </w:r>
           <w:r>
             <w:fldChar w:fldCharType="separate"/>
@@ -1321,7 +1319,7 @@
               <w:rFonts w:ascii="Cambria" w:hAnsi="Cambria" w:eastAsia="Cambria" w:cs="Cambria"/>
               <w:szCs w:val="24"/>
             </w:rPr>
-            <w:instrText xml:space="preserve"> HYPERLINK \l _Toc28638 </w:instrText>
+            <w:instrText xml:space="preserve"> HYPERLINK \l _Toc10724 </w:instrText>
           </w:r>
           <w:r>
             <w:rPr>
@@ -1353,7 +1351,7 @@
             <w:fldChar w:fldCharType="begin"/>
           </w:r>
           <w:r>
-            <w:instrText xml:space="preserve"> PAGEREF _Toc28638 \h </w:instrText>
+            <w:instrText xml:space="preserve"> PAGEREF _Toc10724 \h </w:instrText>
           </w:r>
           <w:r>
             <w:fldChar w:fldCharType="separate"/>
@@ -1391,7 +1389,7 @@
               <w:rFonts w:ascii="Cambria" w:hAnsi="Cambria" w:eastAsia="Cambria" w:cs="Cambria"/>
               <w:szCs w:val="24"/>
             </w:rPr>
-            <w:instrText xml:space="preserve"> HYPERLINK \l _Toc19786 </w:instrText>
+            <w:instrText xml:space="preserve"> HYPERLINK \l _Toc14578 </w:instrText>
           </w:r>
           <w:r>
             <w:rPr>
@@ -1423,7 +1421,7 @@
             <w:fldChar w:fldCharType="begin"/>
           </w:r>
           <w:r>
-            <w:instrText xml:space="preserve"> PAGEREF _Toc19786 \h </w:instrText>
+            <w:instrText xml:space="preserve"> PAGEREF _Toc14578 \h </w:instrText>
           </w:r>
           <w:r>
             <w:fldChar w:fldCharType="separate"/>
@@ -1461,7 +1459,7 @@
               <w:rFonts w:ascii="Cambria" w:hAnsi="Cambria" w:eastAsia="Cambria" w:cs="Cambria"/>
               <w:szCs w:val="24"/>
             </w:rPr>
-            <w:instrText xml:space="preserve"> HYPERLINK \l _Toc3279 </w:instrText>
+            <w:instrText xml:space="preserve"> HYPERLINK \l _Toc1018 </w:instrText>
           </w:r>
           <w:r>
             <w:rPr>
@@ -1493,7 +1491,7 @@
             <w:fldChar w:fldCharType="begin"/>
           </w:r>
           <w:r>
-            <w:instrText xml:space="preserve"> PAGEREF _Toc3279 \h </w:instrText>
+            <w:instrText xml:space="preserve"> PAGEREF _Toc1018 \h </w:instrText>
           </w:r>
           <w:r>
             <w:fldChar w:fldCharType="separate"/>
@@ -1566,7 +1564,7 @@
       </w:pPr>
       <w:bookmarkStart w:id="3" w:name="bookmark1"/>
       <w:bookmarkEnd w:id="3"/>
-      <w:bookmarkStart w:id="4" w:name="_Toc252"/>
+      <w:bookmarkStart w:id="4" w:name="_Toc6693"/>
       <w:r>
         <w:rPr>
           <w:rFonts w:hint="eastAsia"/>
@@ -1627,7 +1625,7 @@
           <w:rFonts w:hint="eastAsia"/>
         </w:rPr>
       </w:pPr>
-      <w:bookmarkStart w:id="5" w:name="_Toc15974"/>
+      <w:bookmarkStart w:id="5" w:name="_Toc31531"/>
       <w:r>
         <w:rPr>
           <w:rFonts w:hint="eastAsia"/>
@@ -1658,7 +1656,7 @@
           <w:lang w:val="en-US" w:eastAsia="zh-CN"/>
         </w:rPr>
       </w:pPr>
-      <w:bookmarkStart w:id="6" w:name="_Toc16588"/>
+      <w:bookmarkStart w:id="6" w:name="_Toc1733"/>
       <w:r>
         <w:rPr>
           <w:rFonts w:hint="eastAsia"/>
@@ -1954,7 +1952,7 @@
           <w:lang w:val="en-US" w:eastAsia="zh-CN"/>
         </w:rPr>
       </w:pPr>
-      <w:bookmarkStart w:id="7" w:name="_Toc28638"/>
+      <w:bookmarkStart w:id="7" w:name="_Toc10724"/>
       <w:r>
         <w:rPr>
           <w:rFonts w:hint="eastAsia"/>
@@ -2088,7 +2086,7 @@
           <w:lang w:val="en-US" w:eastAsia="zh-CN"/>
         </w:rPr>
       </w:pPr>
-      <w:bookmarkStart w:id="8" w:name="_Toc19786"/>
+      <w:bookmarkStart w:id="8" w:name="_Toc14578"/>
       <w:r>
         <w:rPr>
           <w:rFonts w:hint="eastAsia"/>
@@ -2208,7 +2206,9 @@
           <w:lang w:val="en-US" w:eastAsia="zh-CN"/>
         </w:rPr>
       </w:pPr>
-      <w:bookmarkStart w:id="9" w:name="_Toc3279"/>
+      <w:bookmarkStart w:id="9" w:name="_Toc1018"/>
+      <w:bookmarkStart w:id="10" w:name="_GoBack"/>
+      <w:bookmarkEnd w:id="10"/>
       <w:r>
         <w:rPr>
           <w:rFonts w:hint="eastAsia"/>

--- a/8.资源管理/2.运行记录类文件/080206-服务数据应用提升情况说明(截止2025年12月).docx
+++ b/8.资源管理/2.运行记录类文件/080206-服务数据应用提升情况说明(截止2025年12月).docx
@@ -27,7 +27,7 @@
         <w:pStyle w:val="31"/>
         <w:bidi w:val="0"/>
       </w:pPr>
-      <w:bookmarkStart w:id="0" w:name="_Toc10288"/>
+      <w:bookmarkStart w:id="0" w:name="_Toc5513"/>
       <w:r>
         <w:rPr>
           <w:rFonts w:hint="eastAsia"/>
@@ -51,7 +51,7 @@
         <w:pStyle w:val="32"/>
         <w:bidi w:val="0"/>
       </w:pPr>
-      <w:bookmarkStart w:id="1" w:name="_Toc14476"/>
+      <w:bookmarkStart w:id="1" w:name="_Toc18663"/>
       <w:r>
         <w:t>中达丰集团有限公司</w:t>
       </w:r>
@@ -135,7 +135,7 @@
           <w:szCs w:val="28"/>
         </w:rPr>
       </w:pPr>
-      <w:bookmarkStart w:id="2" w:name="_Toc18897"/>
+      <w:bookmarkStart w:id="2" w:name="_Toc10165"/>
       <w:r>
         <w:rPr>
           <w:rFonts w:ascii="宋体" w:hAnsi="宋体" w:eastAsia="宋体" w:cs="宋体"/>
@@ -916,7 +916,7 @@
               <w:rFonts w:ascii="Cambria" w:hAnsi="Cambria" w:eastAsia="Cambria" w:cs="Cambria"/>
               <w:szCs w:val="24"/>
             </w:rPr>
-            <w:instrText xml:space="preserve"> HYPERLINK \l _Toc10288 </w:instrText>
+            <w:instrText xml:space="preserve"> HYPERLINK \l _Toc5513 </w:instrText>
           </w:r>
           <w:r>
             <w:rPr>
@@ -942,7 +942,7 @@
             <w:fldChar w:fldCharType="begin"/>
           </w:r>
           <w:r>
-            <w:instrText xml:space="preserve"> PAGEREF _Toc10288 \h </w:instrText>
+            <w:instrText xml:space="preserve"> PAGEREF _Toc5513 \h </w:instrText>
           </w:r>
           <w:r>
             <w:fldChar w:fldCharType="separate"/>
@@ -980,7 +980,7 @@
               <w:rFonts w:ascii="Cambria" w:hAnsi="Cambria" w:eastAsia="Cambria" w:cs="Cambria"/>
               <w:szCs w:val="24"/>
             </w:rPr>
-            <w:instrText xml:space="preserve"> HYPERLINK \l _Toc14476 </w:instrText>
+            <w:instrText xml:space="preserve"> HYPERLINK \l _Toc18663 </w:instrText>
           </w:r>
           <w:r>
             <w:rPr>
@@ -999,7 +999,7 @@
             <w:fldChar w:fldCharType="begin"/>
           </w:r>
           <w:r>
-            <w:instrText xml:space="preserve"> PAGEREF _Toc14476 \h </w:instrText>
+            <w:instrText xml:space="preserve"> PAGEREF _Toc18663 \h </w:instrText>
           </w:r>
           <w:r>
             <w:fldChar w:fldCharType="separate"/>
@@ -1037,7 +1037,7 @@
               <w:rFonts w:ascii="Cambria" w:hAnsi="Cambria" w:eastAsia="Cambria" w:cs="Cambria"/>
               <w:szCs w:val="24"/>
             </w:rPr>
-            <w:instrText xml:space="preserve"> HYPERLINK \l _Toc18897 </w:instrText>
+            <w:instrText xml:space="preserve"> HYPERLINK \l _Toc10165 </w:instrText>
           </w:r>
           <w:r>
             <w:rPr>
@@ -1061,7 +1061,7 @@
             <w:fldChar w:fldCharType="begin"/>
           </w:r>
           <w:r>
-            <w:instrText xml:space="preserve"> PAGEREF _Toc18897 \h </w:instrText>
+            <w:instrText xml:space="preserve"> PAGEREF _Toc10165 \h </w:instrText>
           </w:r>
           <w:r>
             <w:fldChar w:fldCharType="separate"/>
@@ -1099,7 +1099,7 @@
               <w:rFonts w:ascii="Cambria" w:hAnsi="Cambria" w:eastAsia="Cambria" w:cs="Cambria"/>
               <w:szCs w:val="24"/>
             </w:rPr>
-            <w:instrText xml:space="preserve"> HYPERLINK \l _Toc6693 </w:instrText>
+            <w:instrText xml:space="preserve"> HYPERLINK \l _Toc19204 </w:instrText>
           </w:r>
           <w:r>
             <w:rPr>
@@ -1134,7 +1134,7 @@
             <w:fldChar w:fldCharType="begin"/>
           </w:r>
           <w:r>
-            <w:instrText xml:space="preserve"> PAGEREF _Toc6693 \h </w:instrText>
+            <w:instrText xml:space="preserve"> PAGEREF _Toc19204 \h </w:instrText>
           </w:r>
           <w:r>
             <w:fldChar w:fldCharType="separate"/>
@@ -1172,7 +1172,7 @@
               <w:rFonts w:ascii="Cambria" w:hAnsi="Cambria" w:eastAsia="Cambria" w:cs="Cambria"/>
               <w:szCs w:val="24"/>
             </w:rPr>
-            <w:instrText xml:space="preserve"> HYPERLINK \l _Toc31531 </w:instrText>
+            <w:instrText xml:space="preserve"> HYPERLINK \l _Toc25246 </w:instrText>
           </w:r>
           <w:r>
             <w:rPr>
@@ -1213,7 +1213,7 @@
             <w:fldChar w:fldCharType="begin"/>
           </w:r>
           <w:r>
-            <w:instrText xml:space="preserve"> PAGEREF _Toc31531 \h </w:instrText>
+            <w:instrText xml:space="preserve"> PAGEREF _Toc25246 \h </w:instrText>
           </w:r>
           <w:r>
             <w:fldChar w:fldCharType="separate"/>
@@ -1251,7 +1251,7 @@
               <w:rFonts w:ascii="Cambria" w:hAnsi="Cambria" w:eastAsia="Cambria" w:cs="Cambria"/>
               <w:szCs w:val="24"/>
             </w:rPr>
-            <w:instrText xml:space="preserve"> HYPERLINK \l _Toc1733 </w:instrText>
+            <w:instrText xml:space="preserve"> HYPERLINK \l _Toc5420 </w:instrText>
           </w:r>
           <w:r>
             <w:rPr>
@@ -1281,7 +1281,7 @@
             <w:fldChar w:fldCharType="begin"/>
           </w:r>
           <w:r>
-            <w:instrText xml:space="preserve"> PAGEREF _Toc1733 \h </w:instrText>
+            <w:instrText xml:space="preserve"> PAGEREF _Toc5420 \h </w:instrText>
           </w:r>
           <w:r>
             <w:fldChar w:fldCharType="separate"/>
@@ -1319,7 +1319,7 @@
               <w:rFonts w:ascii="Cambria" w:hAnsi="Cambria" w:eastAsia="Cambria" w:cs="Cambria"/>
               <w:szCs w:val="24"/>
             </w:rPr>
-            <w:instrText xml:space="preserve"> HYPERLINK \l _Toc10724 </w:instrText>
+            <w:instrText xml:space="preserve"> HYPERLINK \l _Toc22432 </w:instrText>
           </w:r>
           <w:r>
             <w:rPr>
@@ -1351,7 +1351,7 @@
             <w:fldChar w:fldCharType="begin"/>
           </w:r>
           <w:r>
-            <w:instrText xml:space="preserve"> PAGEREF _Toc10724 \h </w:instrText>
+            <w:instrText xml:space="preserve"> PAGEREF _Toc22432 \h </w:instrText>
           </w:r>
           <w:r>
             <w:fldChar w:fldCharType="separate"/>
@@ -1389,7 +1389,7 @@
               <w:rFonts w:ascii="Cambria" w:hAnsi="Cambria" w:eastAsia="Cambria" w:cs="Cambria"/>
               <w:szCs w:val="24"/>
             </w:rPr>
-            <w:instrText xml:space="preserve"> HYPERLINK \l _Toc14578 </w:instrText>
+            <w:instrText xml:space="preserve"> HYPERLINK \l _Toc28508 </w:instrText>
           </w:r>
           <w:r>
             <w:rPr>
@@ -1421,7 +1421,7 @@
             <w:fldChar w:fldCharType="begin"/>
           </w:r>
           <w:r>
-            <w:instrText xml:space="preserve"> PAGEREF _Toc14578 \h </w:instrText>
+            <w:instrText xml:space="preserve"> PAGEREF _Toc28508 \h </w:instrText>
           </w:r>
           <w:r>
             <w:fldChar w:fldCharType="separate"/>
@@ -1459,7 +1459,7 @@
               <w:rFonts w:ascii="Cambria" w:hAnsi="Cambria" w:eastAsia="Cambria" w:cs="Cambria"/>
               <w:szCs w:val="24"/>
             </w:rPr>
-            <w:instrText xml:space="preserve"> HYPERLINK \l _Toc1018 </w:instrText>
+            <w:instrText xml:space="preserve"> HYPERLINK \l _Toc650 </w:instrText>
           </w:r>
           <w:r>
             <w:rPr>
@@ -1491,7 +1491,7 @@
             <w:fldChar w:fldCharType="begin"/>
           </w:r>
           <w:r>
-            <w:instrText xml:space="preserve"> PAGEREF _Toc1018 \h </w:instrText>
+            <w:instrText xml:space="preserve"> PAGEREF _Toc650 \h </w:instrText>
           </w:r>
           <w:r>
             <w:fldChar w:fldCharType="separate"/>
@@ -1564,7 +1564,7 @@
       </w:pPr>
       <w:bookmarkStart w:id="3" w:name="bookmark1"/>
       <w:bookmarkEnd w:id="3"/>
-      <w:bookmarkStart w:id="4" w:name="_Toc6693"/>
+      <w:bookmarkStart w:id="4" w:name="_Toc19204"/>
       <w:r>
         <w:rPr>
           <w:rFonts w:hint="eastAsia"/>
@@ -1625,7 +1625,7 @@
           <w:rFonts w:hint="eastAsia"/>
         </w:rPr>
       </w:pPr>
-      <w:bookmarkStart w:id="5" w:name="_Toc31531"/>
+      <w:bookmarkStart w:id="5" w:name="_Toc25246"/>
       <w:r>
         <w:rPr>
           <w:rFonts w:hint="eastAsia"/>
@@ -1656,7 +1656,7 @@
           <w:lang w:val="en-US" w:eastAsia="zh-CN"/>
         </w:rPr>
       </w:pPr>
-      <w:bookmarkStart w:id="6" w:name="_Toc1733"/>
+      <w:bookmarkStart w:id="6" w:name="_Toc5420"/>
       <w:r>
         <w:rPr>
           <w:rFonts w:hint="eastAsia"/>
@@ -1952,7 +1952,7 @@
           <w:lang w:val="en-US" w:eastAsia="zh-CN"/>
         </w:rPr>
       </w:pPr>
-      <w:bookmarkStart w:id="7" w:name="_Toc10724"/>
+      <w:bookmarkStart w:id="7" w:name="_Toc22432"/>
       <w:r>
         <w:rPr>
           <w:rFonts w:hint="eastAsia"/>
@@ -2086,7 +2086,9 @@
           <w:lang w:val="en-US" w:eastAsia="zh-CN"/>
         </w:rPr>
       </w:pPr>
-      <w:bookmarkStart w:id="8" w:name="_Toc14578"/>
+      <w:bookmarkStart w:id="10" w:name="_GoBack"/>
+      <w:bookmarkEnd w:id="10"/>
+      <w:bookmarkStart w:id="8" w:name="_Toc28508"/>
       <w:r>
         <w:rPr>
           <w:rFonts w:hint="eastAsia"/>
@@ -2206,9 +2208,7 @@
           <w:lang w:val="en-US" w:eastAsia="zh-CN"/>
         </w:rPr>
       </w:pPr>
-      <w:bookmarkStart w:id="9" w:name="_Toc1018"/>
-      <w:bookmarkStart w:id="10" w:name="_GoBack"/>
-      <w:bookmarkEnd w:id="10"/>
+      <w:bookmarkStart w:id="9" w:name="_Toc650"/>
       <w:r>
         <w:rPr>
           <w:rFonts w:hint="eastAsia"/>
